--- a/templates/empreitada/template.docx
+++ b/templates/empreitada/template.docx
@@ -18,6 +18,57 @@
       </w:r>
     </w:p>
     <w:p>
+      <w:pPr>
+        <w:jc w:val="both"/>
+      </w:pPr>
+      <w:r>
+        <w:rPr>
+          <w:b/>
+        </w:rPr>
+        <w:t xml:space="preserve">QUADRO-RESUMO</w:t>
+      </w:r>
+    </w:p>
+    <w:p>
+      <w:pPr>
+        <w:jc w:val="both"/>
+      </w:pPr>
+      <w:r>
+        <w:t xml:space="preserve">Dono da Obra: {{dono_obra_nome}}, NIF {{dono_obra_nif:nif}}.</w:t>
+      </w:r>
+    </w:p>
+    <w:p>
+      <w:pPr>
+        <w:jc w:val="both"/>
+      </w:pPr>
+      <w:r>
+        <w:t xml:space="preserve">Empreiteiro: {{empreiteiro_nome}}, NIPC {{empreiteiro_nipc:nipc}}, alvará n.º {{empreiteiro_alvara}}.</w:t>
+      </w:r>
+    </w:p>
+    <w:p>
+      <w:pPr>
+        <w:jc w:val="both"/>
+      </w:pPr>
+      <w:r>
+        <w:t xml:space="preserve">Obra: {{obra_descricao}}, em {{obra_local}}, freguesia de {{obra_freguesia}}, concelho de {{obra_concelho}}.</w:t>
+      </w:r>
+    </w:p>
+    <w:p>
+      <w:pPr>
+        <w:jc w:val="both"/>
+      </w:pPr>
+      <w:r>
+        <w:t xml:space="preserve">Preço: {{preco_total:eur}} ({{preco_total:eur|extenso}}).</w:t>
+      </w:r>
+    </w:p>
+    <w:p>
+      <w:pPr>
+        <w:jc w:val="both"/>
+      </w:pPr>
+      <w:r>
+        <w:t xml:space="preserve">Prazo: {{prazo_dias:int}} ({{prazo_dias:int|extenso}}) dias, a contar de {{data_inicio:data}}.</w:t>
+      </w:r>
+    </w:p>
+    <w:p>
       <w:r>
         <w:rPr>
           <w:b/>
@@ -742,6 +793,104 @@
         <w:rPr>
           <w:b/>
         </w:rPr>
+        <w:t xml:space="preserve">(Declarações das Partes)</w:t>
+      </w:r>
+    </w:p>
+    <w:p>
+      <w:pPr>
+        <w:jc w:val="both"/>
+      </w:pPr>
+      <w:r>
+        <w:rPr>
+          <w:b/>
+        </w:rPr>
+        <w:t xml:space="preserve">{{pt}}. </w:t>
+      </w:r>
+      <w:r>
+        <w:t xml:space="preserve">O Dono da Obra, {{dono_obra_nome}}, contribuinte fiscal n.º {{dono_obra_nif:nif}}, declara que tem legitimidade para ordenar a execução da Obra descrita na {{ref:cl_obra}}, a realizar em {{obra_local}}, e que paga ao Empreiteiro o preço de {{preco_total:eur}} ({{preco_total:eur|extenso}}).</w:t>
+      </w:r>
+    </w:p>
+    <w:p>
+      <w:pPr>
+        <w:jc w:val="both"/>
+      </w:pPr>
+      <w:r>
+        <w:rPr>
+          <w:b/>
+        </w:rPr>
+        <w:t xml:space="preserve">{{pt}}. </w:t>
+      </w:r>
+      <w:r>
+        <w:t xml:space="preserve">O Empreiteiro, {{empreiteiro_nome}}, NIPC n.º {{empreiteiro_nipc:nipc}}, titular do alvará n.º {{empreiteiro_alvara}}, declara que dispõe dos meios e da habilitação necessários para executar a Obra no prazo de {{prazo_dias:int}} dias a contar de {{data_inicio:data}}.</w:t>
+      </w:r>
+    </w:p>
+    <w:p>
+      <w:pPr>
+        <w:jc w:val="center"/>
+        <w:rPr>
+          <w:b/>
+        </w:rPr>
+      </w:pPr>
+      <w:r>
+        <w:rPr>
+          <w:b/>
+        </w:rPr>
+        <w:t xml:space="preserve">CLÁUSULA {{cl}}</w:t>
+      </w:r>
+    </w:p>
+    <w:p>
+      <w:pPr>
+        <w:jc w:val="center"/>
+        <w:rPr>
+          <w:b/>
+        </w:rPr>
+      </w:pPr>
+      <w:r>
+        <w:rPr>
+          <w:b/>
+        </w:rPr>
+        <w:t xml:space="preserve">(Domicílio convencionado)</w:t>
+      </w:r>
+    </w:p>
+    <w:p>
+      <w:pPr>
+        <w:jc w:val="both"/>
+      </w:pPr>
+      <w:r>
+        <w:rPr>
+          <w:b/>
+        </w:rPr>
+        <w:t xml:space="preserve">{{pt}}. </w:t>
+      </w:r>
+      <w:r>
+        <w:t xml:space="preserve">Para efeitos deste contrato, o Dono da Obra, {{dono_obra_nome}}, fixa domicílio em {{dono_obra_morada}} e o Empreiteiro, {{empreiteiro_nome}}, em {{empreiteiro_morada}}, sendo aí válidas as comunicações enviadas por carta registada.</w:t>
+      </w:r>
+    </w:p>
+    <w:p>
+      <w:pPr>
+        <w:jc w:val="center"/>
+        <w:rPr>
+          <w:b/>
+        </w:rPr>
+      </w:pPr>
+      <w:r>
+        <w:rPr>
+          <w:b/>
+        </w:rPr>
+        <w:t xml:space="preserve">CLÁUSULA {{cl}}</w:t>
+      </w:r>
+    </w:p>
+    <w:p>
+      <w:pPr>
+        <w:jc w:val="center"/>
+        <w:rPr>
+          <w:b/>
+        </w:rPr>
+      </w:pPr>
+      <w:r>
+        <w:rPr>
+          <w:b/>
+        </w:rPr>
         <w:t xml:space="preserve">(Comunicações)</w:t>
       </w:r>
     </w:p>
@@ -831,12 +980,28 @@
         <w:jc w:val="both"/>
       </w:pPr>
       <w:r>
+        <w:t xml:space="preserve">{{dono_obra_nome}}</w:t>
+      </w:r>
+    </w:p>
+    <w:p>
+      <w:pPr>
+        <w:jc w:val="both"/>
+      </w:pPr>
+      <w:r>
         <w:t xml:space="preserve">O Empreiteiro</w:t>
       </w:r>
     </w:p>
     <w:p>
       <w:r>
         <w:t xml:space="preserve">____________________________________________</w:t>
+      </w:r>
+    </w:p>
+    <w:p>
+      <w:pPr>
+        <w:jc w:val="both"/>
+      </w:pPr>
+      <w:r>
+        <w:t xml:space="preserve">{{empreiteiro_nome}}</w:t>
       </w:r>
     </w:p>
     <w:sectPr>
